--- a/mps-nivel-c/oficial/04_registros/AASP_Andamento-Processuais/PLA-AASPAP01-001_Plano-de-Projeto.docx
+++ b/mps-nivel-c/oficial/04_registros/AASP_Andamento-Processuais/PLA-AASPAP01-001_Plano-de-Projeto.docx
@@ -444,13 +444,7 @@
               <w:spacing w:before="40" w:after="40"/>
             </w:pPr>
             <w:r>
-              <w:rPr>
-                <w:rFonts w:ascii="Calibri" w:hAnsi="Calibri"/>
-                <w:b w:val="0"/>
-                <w:i w:val="0"/>
-                <w:sz w:val="20"/>
-              </w:rPr>
-              <w:t>Cezar Hiraki Velazquez</w:t>
+              <w:t>Abraão Oliveira</w:t>
             </w:r>
           </w:p>
         </w:tc>
@@ -1086,7 +1080,7 @@
                 <w:i w:val="0"/>
                 <w:sz w:val="20"/>
               </w:rPr>
-              <w:t>Equipe enxuta; Cezar Hiraki Velazquez concentra GP, Tech Lead e Arquiteto</w:t>
+              <w:t>Equipe enxuta; Cézar Hiraki Velázquez concentra Tech Lead, DevOps e Arquiteto</w:t>
             </w:r>
           </w:p>
         </w:tc>
@@ -3720,7 +3714,7 @@
           <w:i w:val="0"/>
           <w:sz w:val="22"/>
         </w:rPr>
-        <w:t xml:space="preserve"> Cezar Hiraki Velazquez (Gerente de Projeto / Tech Lead / Arquiteto, todas as fases); Raony Chagas (Desenvolvedor Sênior Principal); Mateus Veloso (Desenvolvedor de Suporte, a partir de Abr/2026); Caroline Sousa (Analista de QA, Fase 4); Lucas Batista (Infraestrutura/DevOps, Fases 2 e 5); Jonathan Barbosa (Auditor GQA, independente).</w:t>
+        <w:t xml:space="preserve"> Cézar Hiraki Velázquez (Tech Lead / DevOps / Arquiteto, todas as fases); Raony Chagas (Desenvolvedor Sênior Principal); Mateus Veloso (Desenvolvedor de Suporte, a partir de Abr/2026); Caroline Sousa (Analista de QA, Fase 4); Lucas Batista (Infraestrutura/DevOps, Fases 2 e 5); Jonathan Barbosa (Auditor GQA, independente).</w:t>
       </w:r>
     </w:p>
     <w:p>
@@ -4937,7 +4931,7 @@
                 <w:i w:val="0"/>
                 <w:sz w:val="20"/>
               </w:rPr>
-              <w:t>Lucas Batista (DevOps) / Cezar Hiraki Velazquez (GCO)</w:t>
+              <w:t>Lucas Batista (DevOps) / Cézar Hiraki Velázquez (GCO)</w:t>
             </w:r>
           </w:p>
         </w:tc>
@@ -5020,7 +5014,7 @@
                 <w:i w:val="0"/>
                 <w:sz w:val="20"/>
               </w:rPr>
-              <w:t>Cezar Hiraki Velazquez / Lucas Batista</w:t>
+              <w:t>Cézar Hiraki Velázquez / Lucas Batista</w:t>
             </w:r>
           </w:p>
         </w:tc>
@@ -5224,7 +5218,7 @@
                 <w:i w:val="0"/>
                 <w:sz w:val="20"/>
               </w:rPr>
-              <w:t>Raony Chagas + Cezar Hiraki Velazquez</w:t>
+              <w:t>Raony Chagas + Cézar Hiraki Velázquez</w:t>
             </w:r>
           </w:p>
         </w:tc>

--- a/mps-nivel-c/oficial/04_registros/AASP_Andamento-Processuais/PLA-AASPAP01-001_Plano-de-Projeto.docx
+++ b/mps-nivel-c/oficial/04_registros/AASP_Andamento-Processuais/PLA-AASPAP01-001_Plano-de-Projeto.docx
@@ -34,7 +34,7 @@
           <w:color w:val="555555"/>
           <w:sz w:val="20"/>
         </w:rPr>
-        <w:t>PLA-AASPAP01-001   ·   Versão Data   ·   11/06/2026   ·   Timeware Brasil</w:t>
+        <w:t>PLA-AASPAP01-001   ·   Versão 1.0   ·   11/06/2026   ·   Timeware Brasil</w:t>
       </w:r>
     </w:p>
     <w:p>
@@ -1054,7 +1054,7 @@
                 <w:i w:val="0"/>
                 <w:sz w:val="20"/>
               </w:rPr>
-              <w:t>Tech Lead acumula Arquiteto e Gerência</w:t>
+              <w:t>Tech Lead acumula DevOps e Arquiteto</w:t>
             </w:r>
           </w:p>
         </w:tc>
@@ -6921,7 +6921,7 @@
                 <w:i w:val="0"/>
                 <w:sz w:val="20"/>
               </w:rPr>
-              <w:t>Plano consolidado a partir do Registro de Projeto AASP_AndamentosProcessuais (REG-AASPAP01-001 v1.0, 08/06/2026) e do levantamento de projeto (INTAKE-PROJETO_AASPAP01 v1.0).</w:t>
+              <w:t>Plano consolidado a partir do Registro de Projeto AASP_AndamentosProcessuais (REG-AASPAP01-001 v1.0, 08/06/2026) e do levantamento de projeto (GEST-AASPAP01).</w:t>
             </w:r>
           </w:p>
         </w:tc>

--- a/mps-nivel-c/oficial/04_registros/AASP_Andamento-Processuais/PLA-AASPAP01-001_Plano-de-Projeto.docx
+++ b/mps-nivel-c/oficial/04_registros/AASP_Andamento-Processuais/PLA-AASPAP01-001_Plano-de-Projeto.docx
@@ -6921,7 +6921,7 @@
                 <w:i w:val="0"/>
                 <w:sz w:val="20"/>
               </w:rPr>
-              <w:t>Plano consolidado a partir do Registro de Projeto AASP_AndamentosProcessuais (REG-AASPAP01-001 v1.0, 08/06/2026) e da Planilha de Gestão GEST-AASPAP01.</w:t>
+              <w:t>Plano consolidado a partir do Registro de Projeto AASP_AndamentosProcessuais (REG-AASPAP01-001 v1.0, 08/06/2026) e do levantamento de projeto (GEST-AASPAP01).</w:t>
             </w:r>
           </w:p>
         </w:tc>

--- a/mps-nivel-c/oficial/04_registros/AASP_Andamento-Processuais/PLA-AASPAP01-001_Plano-de-Projeto.docx
+++ b/mps-nivel-c/oficial/04_registros/AASP_Andamento-Processuais/PLA-AASPAP01-001_Plano-de-Projeto.docx
@@ -1211,13 +1211,7 @@
               <w:spacing w:before="40" w:after="40"/>
             </w:pPr>
             <w:r>
-              <w:rPr>
-                <w:rFonts w:ascii="Calibri" w:hAnsi="Calibri"/>
-                <w:b w:val="0"/>
-                <w:i w:val="0"/>
-                <w:sz w:val="20"/>
-              </w:rPr>
-              <w:t>GMUD — pacotes versionados + DDL no Azure DevOps</w:t>
+              <w:t>GMUD — pacotes versionados + DDL no GitLab</w:t>
             </w:r>
           </w:p>
         </w:tc>
@@ -3723,22 +3717,7 @@
         <w:spacing w:before="20" w:after="40"/>
       </w:pPr>
       <w:r>
-        <w:rPr>
-          <w:rFonts w:ascii="Calibri" w:hAnsi="Calibri"/>
-          <w:b/>
-          <w:i w:val="0"/>
-          <w:sz w:val="22"/>
-        </w:rPr>
-        <w:t>Ambiente e ferramentas:</w:t>
-      </w:r>
-      <w:r>
-        <w:rPr>
-          <w:rFonts w:ascii="Calibri" w:hAnsi="Calibri"/>
-          <w:b w:val="0"/>
-          <w:i w:val="0"/>
-          <w:sz w:val="22"/>
-        </w:rPr>
-        <w:t xml:space="preserve"> Azure DevOps (código, GMUD), ambiente de desenvolvimento local (.NET) + SQL Server, ambiente de homologação compartilhado com AASP_CNJ, produção AASP (SQL Server + Elasticsearch + RabbitMQ), ClickUp (gestão de atividades). Tecnologias: .NET / C#, SQL Server, RabbitMQ, Elasticsearch. Ver GCO-AASPAP01-001.</w:t>
+        <w:t>Ambiente e ferramentas: GitLab (código, Merge Requests, CI/CD, GMUD), ambiente de desenvolvimento local (.NET) + SQL Server, ambiente de homologação compartilhado com AASP_CNJ, produção AASP (SQL Server + Elasticsearch + RabbitMQ), ClickUp (gestão de atividades). Tecnologias: .NET / C#, SQL Server, RabbitMQ, Elasticsearch. Ver GCO-AASPAP01-001.</w:t>
       </w:r>
     </w:p>
     <w:p>
@@ -4422,13 +4401,7 @@
               <w:spacing w:before="40" w:after="40"/>
             </w:pPr>
             <w:r>
-              <w:rPr>
-                <w:rFonts w:ascii="Calibri" w:hAnsi="Calibri"/>
-                <w:b w:val="0"/>
-                <w:i w:val="0"/>
-                <w:sz w:val="20"/>
-              </w:rPr>
-              <w:t>GMUD — pacotes versionados e DDL no Azure DevOps</w:t>
+              <w:t>GMUD — pacotes versionados e DDL no GitLab</w:t>
             </w:r>
           </w:p>
         </w:tc>

--- a/mps-nivel-c/oficial/04_registros/AASP_Andamento-Processuais/PLA-AASPAP01-001_Plano-de-Projeto.docx
+++ b/mps-nivel-c/oficial/04_registros/AASP_Andamento-Processuais/PLA-AASPAP01-001_Plano-de-Projeto.docx
@@ -1129,13 +1129,7 @@
               <w:spacing w:before="40" w:after="40"/>
             </w:pPr>
             <w:r>
-              <w:rPr>
-                <w:rFonts w:ascii="Calibri" w:hAnsi="Calibri"/>
-                <w:b w:val="0"/>
-                <w:i w:val="0"/>
-                <w:sz w:val="20"/>
-              </w:rPr>
-              <w:t>Gestão por horas/fases no ClickUp; sem story points</w:t>
+              <w:t>Gestão por horas/fases no GitLab (issues/quadro); sem story points</w:t>
             </w:r>
           </w:p>
         </w:tc>
@@ -1346,31 +1340,7 @@
         <w:spacing w:before="0" w:after="120"/>
       </w:pPr>
       <w:r>
-        <w:rPr>
-          <w:rFonts w:ascii="Calibri" w:hAnsi="Calibri"/>
-          <w:b w:val="0"/>
-          <w:i w:val="0"/>
-          <w:sz w:val="22"/>
-        </w:rPr>
-        <w:t xml:space="preserve">O projeto foi estimado e acompanhado por </w:t>
-      </w:r>
-      <w:r>
-        <w:rPr>
-          <w:rFonts w:ascii="Calibri" w:hAnsi="Calibri"/>
-          <w:b/>
-          <w:i w:val="0"/>
-          <w:sz w:val="22"/>
-        </w:rPr>
-        <w:t>horas de esforço</w:t>
-      </w:r>
-      <w:r>
-        <w:rPr>
-          <w:rFonts w:ascii="Calibri" w:hAnsi="Calibri"/>
-          <w:b w:val="0"/>
-          <w:i w:val="0"/>
-          <w:sz w:val="22"/>
-        </w:rPr>
-        <w:t xml:space="preserve"> registradas no sistema de gestão (ClickUp). O projeto não utilizou story points (gestão por fases). A base de estimativa foi a experiência do time na solução legada e o projeto irmão AASP_CNJ (mesmo time e ciclo). Detalhamento em GEST-AASPAP01 (abas Backlog, Tarefas e Acompanhamento).</w:t>
+        <w:t>O projeto foi estimado e acompanhado por horas de esforço registradas no sistema de gestão (GitLab). O projeto não utilizou story points (gestão por fases). A base de estimativa foi a experiência do time na solução legada e o projeto irmão AASP_CNJ (mesmo time e ciclo). Detalhamento em GEST-AASPAP01 (abas Backlog, Tarefas e Acompanhamento).</w:t>
       </w:r>
     </w:p>
     <w:p>
@@ -3717,7 +3687,7 @@
         <w:spacing w:before="20" w:after="40"/>
       </w:pPr>
       <w:r>
-        <w:t>Ambiente e ferramentas: GitLab (código, Merge Requests, CI/CD, GMUD), ambiente de desenvolvimento local (.NET) + SQL Server, ambiente de homologação compartilhado com AASP_CNJ, produção AASP (SQL Server + Elasticsearch + RabbitMQ), ClickUp (gestão de atividades). Tecnologias: .NET / C#, SQL Server, RabbitMQ, Elasticsearch. Ver GCO-AASPAP01-001.</w:t>
+        <w:t>Ambiente e ferramentas: GitLab (código, Merge Requests, CI/CD, GMUD), ambiente de desenvolvimento local (.NET) + SQL Server, ambiente de homologação compartilhado com AASP_CNJ, produção AASP (SQL Server + Elasticsearch + RabbitMQ), gestão de atividades/backlog no GitLab. Tecnologias: .NET / C#, SQL Server, RabbitMQ, Elasticsearch. Ver GCO-AASPAP01-001.</w:t>
       </w:r>
     </w:p>
     <w:p>
@@ -4072,13 +4042,7 @@
               <w:spacing w:before="40" w:after="40"/>
             </w:pPr>
             <w:r>
-              <w:rPr>
-                <w:rFonts w:ascii="Calibri" w:hAnsi="Calibri"/>
-                <w:b w:val="0"/>
-                <w:i w:val="0"/>
-                <w:sz w:val="20"/>
-              </w:rPr>
-              <w:t>Reuniões / atividades de alinhamento registradas no ClickUp</w:t>
+              <w:t>Reuniões / atividades de alinhamento registradas no GitLab</w:t>
             </w:r>
           </w:p>
         </w:tc>

--- a/mps-nivel-c/oficial/04_registros/AASP_Andamento-Processuais/PLA-AASPAP01-001_Plano-de-Projeto.docx
+++ b/mps-nivel-c/oficial/04_registros/AASP_Andamento-Processuais/PLA-AASPAP01-001_Plano-de-Projeto.docx
@@ -384,17 +384,8 @@
             </w:tcMar>
           </w:tcPr>
           <w:p>
-            <w:pPr>
-              <w:spacing w:before="40" w:after="40"/>
-            </w:pPr>
             <w:r>
-              <w:rPr>
-                <w:rFonts w:ascii="Calibri" w:hAnsi="Calibri"/>
-                <w:b w:val="0"/>
-                <w:i w:val="0"/>
-                <w:sz w:val="20"/>
-              </w:rPr>
-              <w:t>11/06/2026</w:t>
+              <w:t>16/12/2025</w:t>
             </w:r>
           </w:p>
         </w:tc>
@@ -6798,17 +6789,8 @@
             </w:tcMar>
           </w:tcPr>
           <w:p>
-            <w:pPr>
-              <w:spacing w:before="40" w:after="40"/>
-            </w:pPr>
             <w:r>
-              <w:rPr>
-                <w:rFonts w:ascii="Calibri" w:hAnsi="Calibri"/>
-                <w:b w:val="0"/>
-                <w:i w:val="0"/>
-                <w:sz w:val="20"/>
-              </w:rPr>
-              <w:t>11/06/2026</w:t>
+              <w:t>16/12/2025</w:t>
             </w:r>
           </w:p>
         </w:tc>
@@ -6823,17 +6805,8 @@
             </w:tcMar>
           </w:tcPr>
           <w:p>
-            <w:pPr>
-              <w:spacing w:before="40" w:after="40"/>
-            </w:pPr>
             <w:r>
-              <w:rPr>
-                <w:rFonts w:ascii="Calibri" w:hAnsi="Calibri"/>
-                <w:b w:val="0"/>
-                <w:i w:val="0"/>
-                <w:sz w:val="20"/>
-              </w:rPr>
-              <w:t>Time de Melhoria Contínua</w:t>
+              <w:t>Gerente de Projeto</w:t>
             </w:r>
           </w:p>
         </w:tc>

--- a/mps-nivel-c/oficial/04_registros/AASP_Andamento-Processuais/PLA-AASPAP01-001_Plano-de-Projeto.docx
+++ b/mps-nivel-c/oficial/04_registros/AASP_Andamento-Processuais/PLA-AASPAP01-001_Plano-de-Projeto.docx
@@ -34,7 +34,7 @@
           <w:color w:val="555555"/>
           <w:sz w:val="20"/>
         </w:rPr>
-        <w:t>PLA-AASPAP01-001   ·   Versão 1.0   ·   11/06/2026   ·   Timeware Brasil</w:t>
+        <w:t>PLA-AASPAP01-001   ·   Versão 1.0   ·   16/12/2025   ·   Timeware Brasil</w:t>
       </w:r>
     </w:p>
     <w:p>
@@ -6831,7 +6831,7 @@
                 <w:i w:val="0"/>
                 <w:sz w:val="20"/>
               </w:rPr>
-              <w:t>Plano consolidado a partir do Registro de Projeto AASP_AndamentosProcessuais (REG-AASPAP01-001 v1.0, 08/06/2026) e do levantamento de projeto (GEST-AASPAP01).</w:t>
+              <w:t>Plano consolidado a partir do Registro de Projeto AASP_AndamentosProcessuais (REG-AASPAP01-001 v1.0) e do levantamento de projeto (GEST-AASPAP01).</w:t>
             </w:r>
           </w:p>
         </w:tc>

--- a/mps-nivel-c/oficial/04_registros/AASP_Andamento-Processuais/PLA-AASPAP01-001_Plano-de-Projeto.docx
+++ b/mps-nivel-c/oficial/04_registros/AASP_Andamento-Processuais/PLA-AASPAP01-001_Plano-de-Projeto.docx
@@ -2800,7 +2800,7 @@
                 <w:i w:val="0"/>
                 <w:sz w:val="20"/>
               </w:rPr>
-              <w:t>30/06/2026</w:t>
+              <w:t>31/08/2026</w:t>
             </w:r>
           </w:p>
         </w:tc>
@@ -3624,7 +3624,7 @@
                 <w:i w:val="0"/>
                 <w:sz w:val="20"/>
               </w:rPr>
-              <w:t>15/12/2025 a 30/06/2026 (previsto)</w:t>
+              <w:t>15/12/2025 a 31/08/2026 (previsto)</w:t>
             </w:r>
           </w:p>
         </w:tc>
